--- a/Manual/ICP-Base Uncertainty Propagation.docx
+++ b/Manual/ICP-Base Uncertainty Propagation.docx
@@ -1,6 +1,6 @@
 
 <file path=word/document.xml><?xml version="1.0" encoding="utf-8"?>
-<w:document xmlns:wpc="http://schemas.microsoft.com/office/word/2010/wordprocessingCanvas" xmlns:cx="http://schemas.microsoft.com/office/drawing/2014/chartex" xmlns:cx1="http://schemas.microsoft.com/office/drawing/2015/9/8/chartex" xmlns:cx2="http://schemas.microsoft.com/office/drawing/2015/10/21/chartex" xmlns:cx3="http://schemas.microsoft.com/office/drawing/2016/5/9/chartex" xmlns:cx4="http://schemas.microsoft.com/office/drawing/2016/5/10/chartex" xmlns:cx5="http://schemas.microsoft.com/office/drawing/2016/5/11/chartex" xmlns:cx6="http://schemas.microsoft.com/office/drawing/2016/5/12/chartex" xmlns:cx7="http://schemas.microsoft.com/office/drawing/2016/5/13/chartex" xmlns:cx8="http://schemas.microsoft.com/office/drawing/2016/5/14/chartex" xmlns:mc="http://schemas.openxmlformats.org/markup-compatibility/2006" xmlns:aink="http://schemas.microsoft.com/office/drawing/2016/ink" xmlns:am3d="http://schemas.microsoft.com/office/drawing/2017/model3d" xmlns:o="urn:schemas-microsoft-com:office:office" xmlns:oel="http://schemas.microsoft.com/office/2019/extlst" xmlns:r="http://schemas.openxmlformats.org/officeDocument/2006/relationships" xmlns:m="http://schemas.openxmlformats.org/officeDocument/2006/math" xmlns:v="urn:schemas-microsoft-com:vml" xmlns:wp14="http://schemas.microsoft.com/office/word/2010/wordprocessingDrawing" xmlns:wp="http://schemas.openxmlformats.org/drawingml/2006/wordprocessingDrawing" xmlns:w10="urn:schemas-microsoft-com:office:word" xmlns:w="http://schemas.openxmlformats.org/wordprocessingml/2006/main" xmlns:w14="http://schemas.microsoft.com/office/word/2010/wordml" xmlns:w15="http://schemas.microsoft.com/office/word/2012/wordml" xmlns:w16cei="http://schemas.microsoft.com/office/word/2026/wordml/cei" xmlns:w16cex="http://schemas.microsoft.com/office/word/2018/wordml/cex" xmlns:w16cid="http://schemas.microsoft.com/office/word/2016/wordml/cid" xmlns:w16="http://schemas.microsoft.com/office/word/2018/wordml" xmlns:w16du="http://schemas.microsoft.com/office/word/2023/wordml/word16du" xmlns:w16sdtdh="http://schemas.microsoft.com/office/word/2020/wordml/sdtdatahash" xmlns:w16sdtfl="http://schemas.microsoft.com/office/word/2024/wordml/sdtformatlock" xmlns:w16se="http://schemas.microsoft.com/office/word/2015/wordml/symex" xmlns:wpg="http://schemas.microsoft.com/office/word/2010/wordprocessingGroup" xmlns:wpi="http://schemas.microsoft.com/office/word/2010/wordprocessingInk" xmlns:wne="http://schemas.microsoft.com/office/word/2006/wordml" xmlns:wps="http://schemas.microsoft.com/office/word/2010/wordprocessingShape" mc:Ignorable="w14 w15 w16se w16cid w16 w16cex w16sdtdh w16sdtfl w16du wp14">
+<w:document xmlns:wpc="http://schemas.microsoft.com/office/word/2010/wordprocessingCanvas" xmlns:cx="http://schemas.microsoft.com/office/drawing/2014/chartex" xmlns:cx1="http://schemas.microsoft.com/office/drawing/2015/9/8/chartex" xmlns:cx2="http://schemas.microsoft.com/office/drawing/2015/10/21/chartex" xmlns:cx3="http://schemas.microsoft.com/office/drawing/2016/5/9/chartex" xmlns:cx4="http://schemas.microsoft.com/office/drawing/2016/5/10/chartex" xmlns:cx5="http://schemas.microsoft.com/office/drawing/2016/5/11/chartex" xmlns:cx6="http://schemas.microsoft.com/office/drawing/2016/5/12/chartex" xmlns:cx7="http://schemas.microsoft.com/office/drawing/2016/5/13/chartex" xmlns:cx8="http://schemas.microsoft.com/office/drawing/2016/5/14/chartex" xmlns:mc="http://schemas.openxmlformats.org/markup-compatibility/2006" xmlns:aink="http://schemas.microsoft.com/office/drawing/2016/ink" xmlns:am3d="http://schemas.microsoft.com/office/drawing/2017/model3d" xmlns:o="urn:schemas-microsoft-com:office:office" xmlns:oel="http://schemas.microsoft.com/office/2019/extlst" xmlns:r="http://schemas.openxmlformats.org/officeDocument/2006/relationships" xmlns:m="http://schemas.openxmlformats.org/officeDocument/2006/math" xmlns:v="urn:schemas-microsoft-com:vml" xmlns:wp14="http://schemas.microsoft.com/office/word/2010/wordprocessingDrawing" xmlns:wp="http://schemas.openxmlformats.org/drawingml/2006/wordprocessingDrawing" xmlns:w10="urn:schemas-microsoft-com:office:word" xmlns:w="http://schemas.openxmlformats.org/wordprocessingml/2006/main" xmlns:w14="http://schemas.microsoft.com/office/word/2010/wordml" xmlns:w15="http://schemas.microsoft.com/office/word/2012/wordml" xmlns:w16cex="http://schemas.microsoft.com/office/word/2018/wordml/cex" xmlns:w16cid="http://schemas.microsoft.com/office/word/2016/wordml/cid" xmlns:w16="http://schemas.microsoft.com/office/word/2018/wordml" xmlns:w16du="http://schemas.microsoft.com/office/word/2023/wordml/word16du" xmlns:w16sdtdh="http://schemas.microsoft.com/office/word/2020/wordml/sdtdatahash" xmlns:w16sdtfl="http://schemas.microsoft.com/office/word/2024/wordml/sdtformatlock" xmlns:w16se="http://schemas.microsoft.com/office/word/2015/wordml/symex" xmlns:wpg="http://schemas.microsoft.com/office/word/2010/wordprocessingGroup" xmlns:wpi="http://schemas.microsoft.com/office/word/2010/wordprocessingInk" xmlns:wne="http://schemas.microsoft.com/office/word/2006/wordml" xmlns:wps="http://schemas.microsoft.com/office/word/2010/wordprocessingShape" mc:Ignorable="w14 w15 w16se w16cid w16 w16cex w16sdtdh w16sdtfl w16du wp14">
   <w:body>
     <w:p>
       <w:pPr>
@@ -1069,23 +1069,7 @@
             <w:sz w:val="22"/>
             <w:szCs w:val="22"/>
           </w:rPr>
-          <m:t>D=closure</m:t>
-        </m:r>
-        <m:r>
-          <w:rPr>
-            <w:rFonts w:ascii="Cambria Math" w:hAnsi="Cambria Math"/>
-            <w:sz w:val="22"/>
-            <w:szCs w:val="22"/>
-          </w:rPr>
-          <m:t xml:space="preserve"> </m:t>
-        </m:r>
-        <m:r>
-          <w:rPr>
-            <w:rFonts w:ascii="Cambria Math" w:hAnsi="Cambria Math"/>
-            <w:sz w:val="22"/>
-            <w:szCs w:val="22"/>
-          </w:rPr>
-          <m:t>sum=</m:t>
+          <m:t>D=closure sum=</m:t>
         </m:r>
         <m:sSub>
           <m:sSubPr>
@@ -1341,7 +1325,7 @@
       <w:r>
         <w:lastRenderedPageBreak/>
         <w:pict w14:anchorId="140A1D97">
-          <v:rect id="_x0000_i1137" style="width:0;height:1.5pt" o:hralign="center" o:hrstd="t" o:hr="t" fillcolor="#a0a0a0" stroked="f"/>
+          <v:rect id="_x0000_i1025" style="width:0;height:1.5pt" o:hralign="center" o:hrstd="t" o:hr="t" fillcolor="#a0a0a0" stroked="f"/>
         </w:pict>
       </w:r>
     </w:p>
@@ -1767,7 +1751,7 @@
     <w:p>
       <w:r>
         <w:pict w14:anchorId="631DF874">
-          <v:rect id="_x0000_i1138" style="width:0;height:1.5pt" o:hralign="center" o:hrstd="t" o:hr="t" fillcolor="#a0a0a0" stroked="f"/>
+          <v:rect id="_x0000_i1026" style="width:0;height:1.5pt" o:hralign="center" o:hrstd="t" o:hr="t" fillcolor="#a0a0a0" stroked="f"/>
         </w:pict>
       </w:r>
     </w:p>
@@ -2050,7 +2034,7 @@
     <w:p>
       <w:r>
         <w:pict w14:anchorId="0FD168BD">
-          <v:rect id="_x0000_i1139" style="width:0;height:1.5pt" o:hralign="center" o:hrstd="t" o:hr="t" fillcolor="#a0a0a0" stroked="f"/>
+          <v:rect id="_x0000_i1027" style="width:0;height:1.5pt" o:hralign="center" o:hrstd="t" o:hr="t" fillcolor="#a0a0a0" stroked="f"/>
         </w:pict>
       </w:r>
     </w:p>
@@ -2545,7 +2529,7 @@
     <w:p>
       <w:r>
         <w:pict w14:anchorId="6FABD208">
-          <v:rect id="_x0000_i1140" style="width:0;height:1.5pt" o:hralign="center" o:hrstd="t" o:hr="t" fillcolor="#a0a0a0" stroked="f"/>
+          <v:rect id="_x0000_i1028" style="width:0;height:1.5pt" o:hralign="center" o:hrstd="t" o:hr="t" fillcolor="#a0a0a0" stroked="f"/>
         </w:pict>
       </w:r>
     </w:p>
@@ -3275,7 +3259,7 @@
     <w:p>
       <w:r>
         <w:pict w14:anchorId="2DA55FAA">
-          <v:rect id="_x0000_i1141" style="width:0;height:1.5pt" o:hralign="center" o:hrstd="t" o:hr="t" fillcolor="#a0a0a0" stroked="f"/>
+          <v:rect id="_x0000_i1029" style="width:0;height:1.5pt" o:hralign="center" o:hrstd="t" o:hr="t" fillcolor="#a0a0a0" stroked="f"/>
         </w:pict>
       </w:r>
     </w:p>
@@ -3980,7 +3964,7 @@
     <w:p>
       <w:r>
         <w:pict w14:anchorId="3C53BFD2">
-          <v:rect id="_x0000_i1142" style="width:0;height:1.5pt" o:hralign="center" o:hrstd="t" o:hr="t" fillcolor="#a0a0a0" stroked="f"/>
+          <v:rect id="_x0000_i1030" style="width:0;height:1.5pt" o:hralign="center" o:hrstd="t" o:hr="t" fillcolor="#a0a0a0" stroked="f"/>
         </w:pict>
       </w:r>
     </w:p>
@@ -5423,31 +5407,7 @@
                 <w:rPr>
                   <w:rFonts w:ascii="Cambria Math" w:hAnsi="Cambria Math"/>
                 </w:rPr>
-                <m:t>total</m:t>
-              </m:r>
-              <m:r>
-                <w:rPr>
-                  <w:rFonts w:ascii="Cambria Math" w:hAnsi="Cambria Math"/>
-                </w:rPr>
-                <m:t xml:space="preserve"> </m:t>
-              </m:r>
-              <m:r>
-                <w:rPr>
-                  <w:rFonts w:ascii="Cambria Math" w:hAnsi="Cambria Math"/>
-                </w:rPr>
-                <m:t>oxide</m:t>
-              </m:r>
-              <m:r>
-                <w:rPr>
-                  <w:rFonts w:ascii="Cambria Math" w:hAnsi="Cambria Math"/>
-                </w:rPr>
-                <m:t xml:space="preserve"> </m:t>
-              </m:r>
-              <m:r>
-                <w:rPr>
-                  <w:rFonts w:ascii="Cambria Math" w:hAnsi="Cambria Math"/>
-                </w:rPr>
-                <m:t>wt</m:t>
+                <m:t>total oxide wt</m:t>
               </m:r>
             </m:e>
           </m:d>
@@ -6742,7 +6702,7 @@
     <w:p>
       <w:r>
         <w:pict w14:anchorId="73F2A491">
-          <v:rect id="_x0000_i1143" style="width:0;height:1.5pt" o:hralign="center" o:hrstd="t" o:hr="t" fillcolor="#a0a0a0" stroked="f"/>
+          <v:rect id="_x0000_i1031" style="width:0;height:1.5pt" o:hralign="center" o:hrstd="t" o:hr="t" fillcolor="#a0a0a0" stroked="f"/>
         </w:pict>
       </w:r>
     </w:p>
@@ -6829,6 +6789,11 @@
         <w:t>, combining unknown-side counting (Steps 1–2) and the sensitivity's counting + RM (Steps 3–5), through the appropriate quantification model (Step 6).</w:t>
       </w:r>
     </w:p>
+    <w:p>
+      <w:r>
+        <w:br w:type="page"/>
+      </w:r>
+    </w:p>
     <w:p/>
     <w:sectPr>
       <w:pgSz w:w="11906" w:h="16838"/>
@@ -6841,7 +6806,7 @@
 </file>
 
 <file path=word/numbering.xml><?xml version="1.0" encoding="utf-8"?>
-<w:numbering xmlns:wpc="http://schemas.microsoft.com/office/word/2010/wordprocessingCanvas" xmlns:cx="http://schemas.microsoft.com/office/drawing/2014/chartex" xmlns:cx1="http://schemas.microsoft.com/office/drawing/2015/9/8/chartex" xmlns:cx2="http://schemas.microsoft.com/office/drawing/2015/10/21/chartex" xmlns:cx3="http://schemas.microsoft.com/office/drawing/2016/5/9/chartex" xmlns:cx4="http://schemas.microsoft.com/office/drawing/2016/5/10/chartex" xmlns:cx5="http://schemas.microsoft.com/office/drawing/2016/5/11/chartex" xmlns:cx6="http://schemas.microsoft.com/office/drawing/2016/5/12/chartex" xmlns:cx7="http://schemas.microsoft.com/office/drawing/2016/5/13/chartex" xmlns:cx8="http://schemas.microsoft.com/office/drawing/2016/5/14/chartex" xmlns:mc="http://schemas.openxmlformats.org/markup-compatibility/2006" xmlns:aink="http://schemas.microsoft.com/office/drawing/2016/ink" xmlns:am3d="http://schemas.microsoft.com/office/drawing/2017/model3d" xmlns:o="urn:schemas-microsoft-com:office:office" xmlns:oel="http://schemas.microsoft.com/office/2019/extlst" xmlns:r="http://schemas.openxmlformats.org/officeDocument/2006/relationships" xmlns:m="http://schemas.openxmlformats.org/officeDocument/2006/math" xmlns:v="urn:schemas-microsoft-com:vml" xmlns:wp14="http://schemas.microsoft.com/office/word/2010/wordprocessingDrawing" xmlns:wp="http://schemas.openxmlformats.org/drawingml/2006/wordprocessingDrawing" xmlns:w10="urn:schemas-microsoft-com:office:word" xmlns:w="http://schemas.openxmlformats.org/wordprocessingml/2006/main" xmlns:w14="http://schemas.microsoft.com/office/word/2010/wordml" xmlns:w15="http://schemas.microsoft.com/office/word/2012/wordml" xmlns:w16cei="http://schemas.microsoft.com/office/word/2026/wordml/cei" xmlns:w16cex="http://schemas.microsoft.com/office/word/2018/wordml/cex" xmlns:w16cid="http://schemas.microsoft.com/office/word/2016/wordml/cid" xmlns:w16="http://schemas.microsoft.com/office/word/2018/wordml" xmlns:w16du="http://schemas.microsoft.com/office/word/2023/wordml/word16du" xmlns:w16sdtdh="http://schemas.microsoft.com/office/word/2020/wordml/sdtdatahash" xmlns:w16sdtfl="http://schemas.microsoft.com/office/word/2024/wordml/sdtformatlock" xmlns:w16se="http://schemas.microsoft.com/office/word/2015/wordml/symex" xmlns:wpg="http://schemas.microsoft.com/office/word/2010/wordprocessingGroup" xmlns:wpi="http://schemas.microsoft.com/office/word/2010/wordprocessingInk" xmlns:wne="http://schemas.microsoft.com/office/word/2006/wordml" xmlns:wps="http://schemas.microsoft.com/office/word/2010/wordprocessingShape" mc:Ignorable="w14 w15 w16se w16cid w16 w16cex w16sdtdh w16sdtfl w16du wp14">
+<w:numbering xmlns:wpc="http://schemas.microsoft.com/office/word/2010/wordprocessingCanvas" xmlns:cx="http://schemas.microsoft.com/office/drawing/2014/chartex" xmlns:cx1="http://schemas.microsoft.com/office/drawing/2015/9/8/chartex" xmlns:cx2="http://schemas.microsoft.com/office/drawing/2015/10/21/chartex" xmlns:cx3="http://schemas.microsoft.com/office/drawing/2016/5/9/chartex" xmlns:cx4="http://schemas.microsoft.com/office/drawing/2016/5/10/chartex" xmlns:cx5="http://schemas.microsoft.com/office/drawing/2016/5/11/chartex" xmlns:cx6="http://schemas.microsoft.com/office/drawing/2016/5/12/chartex" xmlns:cx7="http://schemas.microsoft.com/office/drawing/2016/5/13/chartex" xmlns:cx8="http://schemas.microsoft.com/office/drawing/2016/5/14/chartex" xmlns:mc="http://schemas.openxmlformats.org/markup-compatibility/2006" xmlns:aink="http://schemas.microsoft.com/office/drawing/2016/ink" xmlns:am3d="http://schemas.microsoft.com/office/drawing/2017/model3d" xmlns:o="urn:schemas-microsoft-com:office:office" xmlns:oel="http://schemas.microsoft.com/office/2019/extlst" xmlns:r="http://schemas.openxmlformats.org/officeDocument/2006/relationships" xmlns:m="http://schemas.openxmlformats.org/officeDocument/2006/math" xmlns:v="urn:schemas-microsoft-com:vml" xmlns:wp14="http://schemas.microsoft.com/office/word/2010/wordprocessingDrawing" xmlns:wp="http://schemas.openxmlformats.org/drawingml/2006/wordprocessingDrawing" xmlns:w10="urn:schemas-microsoft-com:office:word" xmlns:w="http://schemas.openxmlformats.org/wordprocessingml/2006/main" xmlns:w14="http://schemas.microsoft.com/office/word/2010/wordml" xmlns:w15="http://schemas.microsoft.com/office/word/2012/wordml" xmlns:w16cex="http://schemas.microsoft.com/office/word/2018/wordml/cex" xmlns:w16cid="http://schemas.microsoft.com/office/word/2016/wordml/cid" xmlns:w16="http://schemas.microsoft.com/office/word/2018/wordml" xmlns:w16du="http://schemas.microsoft.com/office/word/2023/wordml/word16du" xmlns:w16sdtdh="http://schemas.microsoft.com/office/word/2020/wordml/sdtdatahash" xmlns:w16sdtfl="http://schemas.microsoft.com/office/word/2024/wordml/sdtformatlock" xmlns:w16se="http://schemas.microsoft.com/office/word/2015/wordml/symex" xmlns:wpg="http://schemas.microsoft.com/office/word/2010/wordprocessingGroup" xmlns:wpi="http://schemas.microsoft.com/office/word/2010/wordprocessingInk" xmlns:wne="http://schemas.microsoft.com/office/word/2006/wordml" xmlns:wps="http://schemas.microsoft.com/office/word/2010/wordprocessingShape" mc:Ignorable="w14 w15 w16se w16cid w16 w16cex w16sdtdh w16sdtfl w16du wp14">
   <w:abstractNum w:abstractNumId="0" w15:restartNumberingAfterBreak="0">
     <w:nsid w:val="0A4C4737"/>
     <w:multiLevelType w:val="multilevel"/>
@@ -8367,6 +8332,7 @@
   <w:style w:type="character" w:default="1" w:styleId="DefaultParagraphFont">
     <w:name w:val="Default Paragraph Font"/>
     <w:uiPriority w:val="1"/>
+    <w:semiHidden/>
     <w:unhideWhenUsed/>
   </w:style>
   <w:style w:type="table" w:default="1" w:styleId="TableNormal">
